--- a/AI_Factory_Whitepaper.docx
+++ b/AI_Factory_Whitepaper.docx
@@ -1736,7 +1736,7 @@
                 <w:sz w:val="18"/>
                 <w:szCs w:val="18"/>
               </w:rPr>
-              <w:t xml:space="preserve">•  Year-1 economics (model): revenue $75.6M, EBITDA $60.8M (80.4% margin), levered equity IRR 126.5%.</w:t>
+              <w:t xml:space="preserve">•  Year-1 economics (model): revenue $75.6M, EBITDA $60.8M (80.4% margin).</w:t>
             </w:r>
           </w:p>
           <w:p>
@@ -1749,7 +1749,7 @@
                 <w:sz w:val="18"/>
                 <w:szCs w:val="18"/>
               </w:rPr>
-              <w:t xml:space="preserve">•  Returns hinge on aggressive revenue and CapEx inputs — see the cross-checks in Sections 15 and 17 before treating them as investable.</w:t>
+              <w:t xml:space="preserve">•  At the benchmark-restated all-in CapEx ($328.0M, owned IT), 80% leverage does not clear DSCR 1.0x and equity IRR falls to 0.3% — the revenue input, conservative vs market $/GPU-hr, is now the swing factor (Sections 15 and 17).</w:t>
             </w:r>
           </w:p>
         </w:tc>
@@ -6632,6 +6632,136 @@
     </w:p>
     <w:p>
       <w:pPr>
+        <w:spacing w:after="120" w:before="0"/>
+      </w:pPr>
+      <w:r>
+        <w:rPr>
+          <w:rFonts w:ascii="Arial" w:cs="Arial" w:eastAsia="Arial" w:hAnsi="Arial"/>
+          <w:sz w:val="20"/>
+          <w:szCs w:val="20"/>
+        </w:rPr>
+        <w:t xml:space="preserve"/>
+      </w:r>
+    </w:p>
+    <w:tbl>
+      <w:tblPr>
+        <w:tblW w:type="dxa" w:w="9880"/>
+        <w:tblBorders>
+          <w:top w:val="single" w:color="auto" w:sz="4"/>
+          <w:left w:val="single" w:color="auto" w:sz="4"/>
+          <w:bottom w:val="single" w:color="auto" w:sz="4"/>
+          <w:right w:val="single" w:color="auto" w:sz="4"/>
+          <w:insideH w:val="single" w:color="auto" w:sz="4"/>
+          <w:insideV w:val="single" w:color="auto" w:sz="4"/>
+        </w:tblBorders>
+      </w:tblPr>
+      <w:tblGrid>
+        <w:gridCol w:w="9880"/>
+      </w:tblGrid>
+      <w:tr>
+        <w:tc>
+          <w:tcPr>
+            <w:tcW w:type="dxa" w:w="9880"/>
+            <w:tcBorders>
+              <w:top w:val="single" w:color="BFBFBF" w:sz="4"/>
+              <w:left w:val="single" w:color="BFBFBF" w:sz="4"/>
+              <w:bottom w:val="single" w:color="BFBFBF" w:sz="4"/>
+              <w:right w:val="single" w:color="BFBFBF" w:sz="4"/>
+            </w:tcBorders>
+            <w:shd w:fill="E2EFDA" w:val="clear"/>
+            <w:tcMar>
+              <w:top w:type="dxa" w:w="80"/>
+              <w:left w:type="dxa" w:w="140"/>
+              <w:bottom w:type="dxa" w:w="80"/>
+              <w:right w:type="dxa" w:w="140"/>
+            </w:tcMar>
+          </w:tcPr>
+          <w:p>
+            <w:pPr>
+              <w:spacing w:after="80"/>
+            </w:pPr>
+            <w:r>
+              <w:rPr>
+                <w:rFonts w:ascii="Arial" w:cs="Arial" w:eastAsia="Arial" w:hAnsi="Arial"/>
+                <w:b/>
+                <w:bCs/>
+                <w:color w:val="1F4E78"/>
+                <w:sz w:val="19"/>
+                <w:szCs w:val="19"/>
+              </w:rPr>
+              <w:t xml:space="preserve">ABU DHABI TEST FIT — 32x Vera Rubin NVL72 (from AI_Factory_Model.xlsx)</w:t>
+            </w:r>
+          </w:p>
+          <w:p>
+            <w:pPr>
+              <w:spacing w:after="40"/>
+            </w:pPr>
+            <w:r>
+              <w:rPr>
+                <w:rFonts w:ascii="Arial" w:cs="Arial" w:eastAsia="Arial" w:hAnsi="Arial"/>
+                <w:sz w:val="18"/>
+                <w:szCs w:val="18"/>
+              </w:rPr>
+              <w:t xml:space="preserve">•  Phased Expansion module (workbook sheet): default schedule 2+2+4+4+4 blocks over 5 years → 16 blocks, 132 MW IT, 36,864 GPUs.</w:t>
+            </w:r>
+          </w:p>
+          <w:p>
+            <w:pPr>
+              <w:spacing w:after="40"/>
+            </w:pPr>
+            <w:r>
+              <w:rPr>
+                <w:rFonts w:ascii="Arial" w:cs="Arial" w:eastAsia="Arial" w:hAnsi="Arial"/>
+                <w:sz w:val="18"/>
+                <w:szCs w:val="18"/>
+              </w:rPr>
+              <w:t xml:space="preserve">•  Campus capital: $5.25B total CapEx at $328.0M/block (owned IT); peak cumulative funding requirement -$2.41B; campus cash-positive: &gt;5 (still building through Year 5).</w:t>
+            </w:r>
+          </w:p>
+          <w:p>
+            <w:pPr>
+              <w:spacing w:after="40"/>
+            </w:pPr>
+            <w:r>
+              <w:rPr>
+                <w:rFonts w:ascii="Arial" w:cs="Arial" w:eastAsia="Arial" w:hAnsi="Arial"/>
+                <w:sz w:val="18"/>
+                <w:szCs w:val="18"/>
+              </w:rPr>
+              <w:t xml:space="preserve">•  Run-rate campus EBITDA at full build: $1.13B/yr. Facility-only reconciliation: ~$91M/block x 16 = $1.46B — consistent with the ~$1.42B/128 MW market reference in Section 17.</w:t>
+            </w:r>
+          </w:p>
+          <w:p>
+            <w:pPr>
+              <w:spacing w:after="40"/>
+            </w:pPr>
+            <w:r>
+              <w:rPr>
+                <w:rFonts w:ascii="Arial" w:cs="Arial" w:eastAsia="Arial" w:hAnsi="Arial"/>
+                <w:sz w:val="18"/>
+                <w:szCs w:val="18"/>
+              </w:rPr>
+              <w:t xml:space="preserve">•  Simplification: block economics use the single-block Year-2 steady state; per-vintage token pricing and per-block financing are edit points, not outputs.</w:t>
+            </w:r>
+          </w:p>
+        </w:tc>
+      </w:tr>
+    </w:tbl>
+    <w:p>
+      <w:pPr>
+        <w:spacing w:after="120" w:before="0"/>
+      </w:pPr>
+      <w:r>
+        <w:rPr>
+          <w:rFonts w:ascii="Arial" w:cs="Arial" w:eastAsia="Arial" w:hAnsi="Arial"/>
+          <w:sz w:val="20"/>
+          <w:szCs w:val="20"/>
+        </w:rPr>
+        <w:t xml:space="preserve"/>
+      </w:r>
+    </w:p>
+    <w:p>
+      <w:pPr>
         <w:pStyle w:val="Heading1"/>
         <w:pageBreakBefore/>
         <w:spacing w:after="60"/>
@@ -7679,7 +7809,7 @@
                 <w:sz w:val="19"/>
                 <w:szCs w:val="19"/>
               </w:rPr>
-              <w:t xml:space="preserve">TEST-FIT CAPEX CROSS-CHECK — READ BEFORE USING THE MODEL'S RETURNS</w:t>
+              <w:t xml:space="preserve">TEST-FIT CAPEX BASIS — RESTATED TO THE BENCHMARK MIDPOINT</w:t>
             </w:r>
           </w:p>
           <w:p>
@@ -7692,7 +7822,7 @@
                 <w:sz w:val="18"/>
                 <w:szCs w:val="18"/>
               </w:rPr>
-              <w:t xml:space="preserve">•  Model input: $139.5M total 'turnkey' CapEx for the 8.264 MW test fit ($16,880,445 per MW).</w:t>
+              <w:t xml:space="preserve">•  Model input: $328.0M all-in for the 8.264 MW test fit — the midpoint of the benchmark build-up below (an earlier draft carried $139.5M, which is credible only with leased or vendor-financed IT).</w:t>
             </w:r>
           </w:p>
           <w:p>
@@ -7705,7 +7835,7 @@
                 <w:sz w:val="18"/>
                 <w:szCs w:val="18"/>
               </w:rPr>
-              <w:t xml:space="preserve">•  Benchmark facility-only cost at 8.264 MW: $82M–$101M.</w:t>
+              <w:t xml:space="preserve">•  Facility-only at 8.264 MW: $82M–$101M (midpoint ~$91M).</w:t>
             </w:r>
           </w:p>
           <w:p>
@@ -7718,7 +7848,7 @@
                 <w:sz w:val="18"/>
                 <w:szCs w:val="18"/>
               </w:rPr>
-              <w:t xml:space="preserve">•  IT hardware cross-check: 32 Vera Rubin NVL72 racks at reported $6.0–8.8M per rack = $192M–$282M; (GB200-class racks run $3.1–3.9M all-in).</w:t>
+              <w:t xml:space="preserve">•  IT hardware: 32 Vera Rubin NVL72 racks at reported $6.0–8.8M per rack = $192M–$282M (GB200-class racks run $3.1–3.9M all-in).</w:t>
             </w:r>
           </w:p>
           <w:p>
@@ -7731,7 +7861,7 @@
                 <w:sz w:val="18"/>
                 <w:szCs w:val="18"/>
               </w:rPr>
-              <w:t xml:space="preserve">•  Benchmark all-in (facility + owned VR IT): $274M–$382M — several times the model input.</w:t>
+              <w:t xml:space="preserve">•  Benchmark all-in range: $274M–$382M; the model sits at the midpoint.</w:t>
             </w:r>
           </w:p>
           <w:p>
@@ -7744,7 +7874,7 @@
                 <w:sz w:val="18"/>
                 <w:szCs w:val="18"/>
               </w:rPr>
-              <w:t xml:space="preserve">•  Conclusion: $139.5M is credible only as facility + fit-out with IT hardware leased, vendor-financed, or customer-owned. If the operator owns the silicon, CapEx_Initial must be restated upward and every return in Section 17 falls accordingly. The model makes this a one-cell change.</w:t>
+              <w:t xml:space="preserve">•  If IT is leased, vendor-financed, or customer-owned, restate CapEx_Initial down toward the facility-only ~$91M — a one-cell change that transforms every return in Section 17.</w:t>
             </w:r>
           </w:p>
         </w:tc>
@@ -8290,7 +8420,7 @@
                 <w:sz w:val="18"/>
                 <w:szCs w:val="18"/>
               </w:rPr>
-              <w:t xml:space="preserve">$139.5M</w:t>
+              <w:t xml:space="preserve">$328.0M</w:t>
             </w:r>
           </w:p>
         </w:tc>
@@ -8354,7 +8484,7 @@
                 <w:sz w:val="18"/>
                 <w:szCs w:val="18"/>
               </w:rPr>
-              <w:t xml:space="preserve">$111.6M / $27.9M (80% debt @ 6.5%, 5-yr)</w:t>
+              <w:t xml:space="preserve">$262.4M / $65.6M (80% debt @ 6.5%, 5-yr)</w:t>
             </w:r>
           </w:p>
         </w:tc>
@@ -8550,7 +8680,7 @@
                 <w:sz w:val="18"/>
                 <w:szCs w:val="18"/>
               </w:rPr>
-              <w:t xml:space="preserve">$26.9M</w:t>
+              <w:t xml:space="preserve">$63.1M</w:t>
             </w:r>
           </w:p>
         </w:tc>
@@ -8614,7 +8744,7 @@
                 <w:sz w:val="18"/>
                 <w:szCs w:val="18"/>
               </w:rPr>
-              <w:t xml:space="preserve">2.26x / 2.61x</w:t>
+              <w:t xml:space="preserve">0.96x / 1.11x</w:t>
             </w:r>
           </w:p>
         </w:tc>
@@ -8680,7 +8810,7 @@
                 <w:sz w:val="18"/>
                 <w:szCs w:val="18"/>
               </w:rPr>
-              <w:t xml:space="preserve">126.5%</w:t>
+              <w:t xml:space="preserve">0.3%</w:t>
             </w:r>
           </w:p>
         </w:tc>
@@ -8744,7 +8874,7 @@
                 <w:sz w:val="18"/>
                 <w:szCs w:val="18"/>
               </w:rPr>
-              <w:t xml:space="preserve">37.5%</w:t>
+              <w:t xml:space="preserve">4.7%</w:t>
             </w:r>
           </w:p>
         </w:tc>
@@ -8810,7 +8940,7 @@
                 <w:sz w:val="18"/>
                 <w:szCs w:val="18"/>
               </w:rPr>
-              <w:t xml:space="preserve">$109.8M</w:t>
+              <w:t xml:space="preserve">-$29.4M</w:t>
             </w:r>
           </w:p>
         </w:tc>
@@ -8874,7 +9004,7 @@
                 <w:sz w:val="18"/>
                 <w:szCs w:val="18"/>
               </w:rPr>
-              <w:t xml:space="preserve">7.63x / 0.88 years</w:t>
+              <w:t xml:space="preserve">1.02x / 4.98 years</w:t>
             </w:r>
           </w:p>
         </w:tc>
@@ -9004,7 +9134,7 @@
                 <w:sz w:val="18"/>
                 <w:szCs w:val="18"/>
               </w:rPr>
-              <w:t xml:space="preserve">$60,547/GPU CapEx; $5.01/GPU-hr revenue vs $0.89 cash cost; $0.14/M tokens cash cost</w:t>
+              <w:t xml:space="preserve">$142,361/GPU CapEx; $5.01/GPU-hr revenue vs $0.89 cash cost; $0.14/M tokens cash cost</w:t>
             </w:r>
           </w:p>
         </w:tc>
@@ -9069,7 +9199,7 @@
                 <w:sz w:val="19"/>
                 <w:szCs w:val="19"/>
               </w:rPr>
-              <w:t xml:space="preserve">WHY THESE RETURNS ARE NOT COMPARABLE TO THE 128 MW REFERENCE</w:t>
+              <w:t xml:space="preserve">READING THESE RETURNS — CAPEX RESTATED; REVENUE IS NOW THE SWING FACTOR</w:t>
             </w:r>
           </w:p>
           <w:p>
@@ -9082,7 +9212,7 @@
                 <w:sz w:val="18"/>
                 <w:szCs w:val="18"/>
               </w:rPr>
-              <w:t xml:space="preserve">•  The test-fit equity IRR (126.5%) is an order above market because two inputs are aggressive: revenue of $85.6M/yr against $139.5M CapEx, and the CapEx basis itself (Section 15 cross-check).</w:t>
+              <w:t xml:space="preserve">•  With CapEx restated to the benchmark all-in midpoint ($328.0M, owned IT), the levered structure fails: minimum DSCR 0.96x (&lt; 1.0x in Year 1), equity IRR 0.3%, NPV -$29.4M at a 15% hurdle. 80% leverage is not financeable on these cash flows — leverage must fall or revenue must rise.</w:t>
             </w:r>
           </w:p>
           <w:p>
@@ -9095,7 +9225,20 @@
                 <w:sz w:val="18"/>
                 <w:szCs w:val="18"/>
               </w:rPr>
-              <w:t xml:space="preserve">•  Restating CapEx to the benchmark all-in range ($274M–$382M) or marking revenue to conservative $/GPU-hr pricing moves returns toward the market frame — the sensitivity engine in the workbook quantifies both in one edit.</w:t>
+              <w:t xml:space="preserve">•  The revenue input is the conservative side: $5.01/GPU-hr blended versus $8–11/GPU-hr market rates for GB200-class capacity. At market pricing, revenue roughly doubles and returns re-enter the 128 MW reference frame above.</w:t>
+            </w:r>
+          </w:p>
+          <w:p>
+            <w:pPr>
+              <w:spacing w:after="40"/>
+            </w:pPr>
+            <w:r>
+              <w:rPr>
+                <w:rFonts w:ascii="Arial" w:cs="Arial" w:eastAsia="Arial" w:hAnsi="Arial"/>
+                <w:sz w:val="18"/>
+                <w:szCs w:val="18"/>
+              </w:rPr>
+              <w:t xml:space="preserve">•  Both levers are single-cell edits on the Control Panel; the sensitivity engine quantifies tariff x leverage across 16 scenarios automatically.</w:t>
             </w:r>
           </w:p>
         </w:tc>
@@ -9975,7 +10118,7 @@
                 <w:sz w:val="18"/>
                 <w:szCs w:val="18"/>
               </w:rPr>
-              <w:t xml:space="preserve">Every figure here traces to AI_Factory_Model.xlsx: location-linked ASHRAE compliance, physics-derived flow rates, GIDLR-capped tax, and 16-scenario tariff x leverage sensitivity. Challenge the two aggressive inputs (revenue, CapEx basis) before investment committee.</w:t>
+              <w:t xml:space="preserve">Every figure here traces to AI_Factory_Model.xlsx: location-linked ASHRAE compliance, physics-derived flow rates, GIDLR-capped tax, and 16-scenario tariff x leverage sensitivity, and a phased-expansion module. CapEx is restated to the owned-IT benchmark; challenge the revenue input (conservative vs market $/GPU-hr) before investment committee.</w:t>
             </w:r>
           </w:p>
         </w:tc>
@@ -12115,7 +12258,7 @@
                 <w:sz w:val="18"/>
                 <w:szCs w:val="18"/>
               </w:rPr>
-              <w:t xml:space="preserve">Added: facility $82M–$101M + VR IT $192M–$282M vs model input $139.5M — flagged (Sections 15/17).</w:t>
+              <w:t xml:space="preserve">Added and actioned: model CapEx restated from $139.5M to $328.0M (facility $82M–$101M + VR IT $192M–$282M midpoint) — Sections 15/17.</w:t>
             </w:r>
           </w:p>
         </w:tc>
@@ -12148,6 +12291,136 @@
                 <w:szCs w:val="18"/>
               </w:rPr>
               <w:t xml:space="preserve">Rack pricing reports</w:t>
+            </w:r>
+          </w:p>
+        </w:tc>
+      </w:tr>
+      <w:tr>
+        <w:tc>
+          <w:tcPr>
+            <w:tcW w:type="dxa" w:w="403"/>
+            <w:tcBorders>
+              <w:top w:val="single" w:color="BFBFBF" w:sz="4"/>
+              <w:left w:val="single" w:color="BFBFBF" w:sz="4"/>
+              <w:bottom w:val="single" w:color="BFBFBF" w:sz="4"/>
+              <w:right w:val="single" w:color="BFBFBF" w:sz="4"/>
+            </w:tcBorders>
+            <w:tcMar>
+              <w:top w:type="dxa" w:w="40"/>
+              <w:left w:type="dxa" w:w="80"/>
+              <w:bottom w:type="dxa" w:w="40"/>
+              <w:right w:type="dxa" w:w="80"/>
+            </w:tcMar>
+          </w:tcPr>
+          <w:p>
+            <w:pPr>
+              <w:spacing w:after="0"/>
+            </w:pPr>
+            <w:r>
+              <w:rPr>
+                <w:rFonts w:ascii="Arial" w:cs="Arial" w:eastAsia="Arial" w:hAnsi="Arial"/>
+                <w:b w:val="false"/>
+                <w:bCs w:val="false"/>
+                <w:sz w:val="18"/>
+                <w:szCs w:val="18"/>
+              </w:rPr>
+              <w:t xml:space="preserve">16</w:t>
+            </w:r>
+          </w:p>
+        </w:tc>
+        <w:tc>
+          <w:tcPr>
+            <w:tcW w:type="dxa" w:w="2823"/>
+            <w:tcBorders>
+              <w:top w:val="single" w:color="BFBFBF" w:sz="4"/>
+              <w:left w:val="single" w:color="BFBFBF" w:sz="4"/>
+              <w:bottom w:val="single" w:color="BFBFBF" w:sz="4"/>
+              <w:right w:val="single" w:color="BFBFBF" w:sz="4"/>
+            </w:tcBorders>
+            <w:tcMar>
+              <w:top w:type="dxa" w:w="40"/>
+              <w:left w:type="dxa" w:w="80"/>
+              <w:bottom w:type="dxa" w:w="40"/>
+              <w:right w:type="dxa" w:w="80"/>
+            </w:tcMar>
+          </w:tcPr>
+          <w:p>
+            <w:pPr>
+              <w:spacing w:after="0"/>
+            </w:pPr>
+            <w:r>
+              <w:rPr>
+                <w:rFonts w:ascii="Arial" w:cs="Arial" w:eastAsia="Arial" w:hAnsi="Arial"/>
+                <w:b w:val="false"/>
+                <w:bCs w:val="false"/>
+                <w:sz w:val="18"/>
+                <w:szCs w:val="18"/>
+              </w:rPr>
+              <w:t xml:space="preserve">128 MW roadmap had no financial linkage</w:t>
+            </w:r>
+          </w:p>
+        </w:tc>
+        <w:tc>
+          <w:tcPr>
+            <w:tcW w:type="dxa" w:w="4335"/>
+            <w:tcBorders>
+              <w:top w:val="single" w:color="BFBFBF" w:sz="4"/>
+              <w:left w:val="single" w:color="BFBFBF" w:sz="4"/>
+              <w:bottom w:val="single" w:color="BFBFBF" w:sz="4"/>
+              <w:right w:val="single" w:color="BFBFBF" w:sz="4"/>
+            </w:tcBorders>
+            <w:tcMar>
+              <w:top w:type="dxa" w:w="40"/>
+              <w:left w:type="dxa" w:w="80"/>
+              <w:bottom w:type="dxa" w:w="40"/>
+              <w:right w:type="dxa" w:w="80"/>
+            </w:tcMar>
+          </w:tcPr>
+          <w:p>
+            <w:pPr>
+              <w:spacing w:after="0"/>
+            </w:pPr>
+            <w:r>
+              <w:rPr>
+                <w:rFonts w:ascii="Arial" w:cs="Arial" w:eastAsia="Arial" w:hAnsi="Arial"/>
+                <w:b w:val="false"/>
+                <w:bCs w:val="false"/>
+                <w:sz w:val="18"/>
+                <w:szCs w:val="18"/>
+              </w:rPr>
+              <w:t xml:space="preserve">Added a Phased Expansion module (workbook sheet + Section 14 box): 16 blocks, 132 MW, $5.25B campus CapEx, peak funding -$2.41B.</w:t>
+            </w:r>
+          </w:p>
+        </w:tc>
+        <w:tc>
+          <w:tcPr>
+            <w:tcW w:type="dxa" w:w="2319"/>
+            <w:tcBorders>
+              <w:top w:val="single" w:color="BFBFBF" w:sz="4"/>
+              <w:left w:val="single" w:color="BFBFBF" w:sz="4"/>
+              <w:bottom w:val="single" w:color="BFBFBF" w:sz="4"/>
+              <w:right w:val="single" w:color="BFBFBF" w:sz="4"/>
+            </w:tcBorders>
+            <w:tcMar>
+              <w:top w:type="dxa" w:w="40"/>
+              <w:left w:type="dxa" w:w="80"/>
+              <w:bottom w:type="dxa" w:w="40"/>
+              <w:right w:type="dxa" w:w="80"/>
+            </w:tcMar>
+          </w:tcPr>
+          <w:p>
+            <w:pPr>
+              <w:spacing w:after="0"/>
+            </w:pPr>
+            <w:r>
+              <w:rPr>
+                <w:rFonts w:ascii="Arial" w:cs="Arial" w:eastAsia="Arial" w:hAnsi="Arial"/>
+                <w:b w:val="false"/>
+                <w:bCs w:val="false"/>
+                <w:sz w:val="18"/>
+                <w:szCs w:val="18"/>
+              </w:rPr>
+              <w:t xml:space="preserve">This revision</w:t>
             </w:r>
           </w:p>
         </w:tc>

--- a/AI_Factory_Whitepaper.docx
+++ b/AI_Factory_Whitepaper.docx
@@ -1749,7 +1749,7 @@
                 <w:sz w:val="18"/>
                 <w:szCs w:val="18"/>
               </w:rPr>
-              <w:t xml:space="preserve">•  At the benchmark-restated all-in CapEx ($328.0M, owned IT), 80% leverage does not clear DSCR 1.0x and equity IRR falls to 0.3% — the revenue input, conservative vs market $/GPU-hr, is now the swing factor (Sections 15 and 17).</w:t>
+              <w:t xml:space="preserve">•  At the benchmark-restated all-in CapEx ($335.1M, owned IT), 80% leverage does not clear DSCR 1.0x and equity IRR falls to -2.1% — the revenue input, conservative vs market $/GPU-hr, is now the swing factor (Sections 15 and 17).</w:t>
             </w:r>
           </w:p>
         </w:tc>
@@ -6715,7 +6715,7 @@
                 <w:sz w:val="18"/>
                 <w:szCs w:val="18"/>
               </w:rPr>
-              <w:t xml:space="preserve">•  Campus capital: $5.25B total CapEx at $328.0M/block (owned IT); peak cumulative funding requirement -$2.41B; campus cash-positive: &gt;5 (still building through Year 5).</w:t>
+              <w:t xml:space="preserve">•  Campus capital: $5.36B total CapEx at $335.1M/block (owned IT); peak cumulative funding requirement -$2.52B; campus cash-positive: &gt;5 (still building through Year 5).</w:t>
             </w:r>
           </w:p>
           <w:p>
@@ -7822,7 +7822,7 @@
                 <w:sz w:val="18"/>
                 <w:szCs w:val="18"/>
               </w:rPr>
-              <w:t xml:space="preserve">•  Model input: $328.0M all-in for the 8.264 MW test fit — the midpoint of the benchmark build-up below (an earlier draft carried $139.5M, which is credible only with leased or vendor-financed IT).</w:t>
+              <w:t xml:space="preserve">•  Model CapEx is now derived bottom-up: facility $/MW x IT MW plus per-rack platform prices from the Rack Type Library = $335.1M for the test fit (an earlier draft carried a flat $139.5M, credible only with leased or vendor-financed IT).</w:t>
             </w:r>
           </w:p>
           <w:p>
@@ -7874,7 +7874,7 @@
                 <w:sz w:val="18"/>
                 <w:szCs w:val="18"/>
               </w:rPr>
-              <w:t xml:space="preserve">•  If IT is leased, vendor-financed, or customer-owned, restate CapEx_Initial down toward the facility-only ~$91M — a one-cell change that transforms every return in Section 17.</w:t>
+              <w:t xml:space="preserve">•  If IT is leased, vendor-financed, or customer-owned, zero the rack-price cells in the Rack Type Library — CapEx then reverts automatically to facility-only (~$91M) and every return in Section 17 transforms accordingly.</w:t>
             </w:r>
           </w:p>
         </w:tc>
@@ -8420,7 +8420,7 @@
                 <w:sz w:val="18"/>
                 <w:szCs w:val="18"/>
               </w:rPr>
-              <w:t xml:space="preserve">$328.0M</w:t>
+              <w:t xml:space="preserve">$335.1M</w:t>
             </w:r>
           </w:p>
         </w:tc>
@@ -8484,7 +8484,7 @@
                 <w:sz w:val="18"/>
                 <w:szCs w:val="18"/>
               </w:rPr>
-              <w:t xml:space="preserve">$262.4M / $65.6M (80% debt @ 6.5%, 5-yr)</w:t>
+              <w:t xml:space="preserve">$268.1M / $67.0M (80% debt @ 6.5%, 5-yr)</w:t>
             </w:r>
           </w:p>
         </w:tc>
@@ -8680,7 +8680,7 @@
                 <w:sz w:val="18"/>
                 <w:szCs w:val="18"/>
               </w:rPr>
-              <w:t xml:space="preserve">$63.1M</w:t>
+              <w:t xml:space="preserve">$64.5M</w:t>
             </w:r>
           </w:p>
         </w:tc>
@@ -8744,7 +8744,7 @@
                 <w:sz w:val="18"/>
                 <w:szCs w:val="18"/>
               </w:rPr>
-              <w:t xml:space="preserve">0.96x / 1.11x</w:t>
+              <w:t xml:space="preserve">0.94x / 1.09x</w:t>
             </w:r>
           </w:p>
         </w:tc>
@@ -8810,7 +8810,7 @@
                 <w:sz w:val="18"/>
                 <w:szCs w:val="18"/>
               </w:rPr>
-              <w:t xml:space="preserve">0.3%</w:t>
+              <w:t xml:space="preserve">-2.1%</w:t>
             </w:r>
           </w:p>
         </w:tc>
@@ -8874,7 +8874,7 @@
                 <w:sz w:val="18"/>
                 <w:szCs w:val="18"/>
               </w:rPr>
-              <w:t xml:space="preserve">4.7%</w:t>
+              <w:t xml:space="preserve">4.1%</w:t>
             </w:r>
           </w:p>
         </w:tc>
@@ -8940,7 +8940,7 @@
                 <w:sz w:val="18"/>
                 <w:szCs w:val="18"/>
               </w:rPr>
-              <w:t xml:space="preserve">-$29.4M</w:t>
+              <w:t xml:space="preserve">-$35.0M</w:t>
             </w:r>
           </w:p>
         </w:tc>
@@ -9004,7 +9004,7 @@
                 <w:sz w:val="18"/>
                 <w:szCs w:val="18"/>
               </w:rPr>
-              <w:t xml:space="preserve">1.02x / 4.98 years</w:t>
+              <w:t xml:space="preserve">0.91x / &gt;5 yrs</w:t>
             </w:r>
           </w:p>
         </w:tc>
@@ -9134,7 +9134,7 @@
                 <w:sz w:val="18"/>
                 <w:szCs w:val="18"/>
               </w:rPr>
-              <w:t xml:space="preserve">$142,361/GPU CapEx; $5.01/GPU-hr revenue vs $0.89 cash cost; $0.14/M tokens cash cost</w:t>
+              <w:t xml:space="preserve">$145,450/GPU CapEx; $5.01/GPU-hr revenue vs $0.89 cash cost; $0.14/M tokens cash cost</w:t>
             </w:r>
           </w:p>
         </w:tc>
@@ -9212,7 +9212,7 @@
                 <w:sz w:val="18"/>
                 <w:szCs w:val="18"/>
               </w:rPr>
-              <w:t xml:space="preserve">•  With CapEx restated to the benchmark all-in midpoint ($328.0M, owned IT), the levered structure fails: minimum DSCR 0.96x (&lt; 1.0x in Year 1), equity IRR 0.3%, NPV -$29.4M at a 15% hurdle. 80% leverage is not financeable on these cash flows — leverage must fall or revenue must rise.</w:t>
+              <w:t xml:space="preserve">•  With CapEx built bottom-up from benchmark drivers ($335.1M, owned IT), the levered structure fails: minimum DSCR 0.94x (&lt; 1.0x in Year 1), equity IRR -2.1%, NPV -$35.0M at a 15% hurdle. 80% leverage is not financeable on these cash flows — leverage must fall or revenue must rise.</w:t>
             </w:r>
           </w:p>
           <w:p>
@@ -9360,7 +9360,7 @@
           <w:sz w:val="20"/>
           <w:szCs w:val="20"/>
         </w:rPr>
-        <w:t xml:space="preserve">Checkpoint economics: at the test fit's $5.01/GPU-hr blended revenue, a one-hour cluster outage forgoes ~$11,551 of sold capacity — redundancy premiums should be priced against exactly this number.</w:t>
+        <w:t xml:space="preserve">Checkpoint economics: at the test fit's $5.01/GPU-hr blended revenue, a one-hour cluster outage forgoes ~$11,552 of sold capacity — redundancy premiums should be priced against exactly this number.</w:t>
       </w:r>
     </w:p>
     <w:p>
@@ -12258,7 +12258,7 @@
                 <w:sz w:val="18"/>
                 <w:szCs w:val="18"/>
               </w:rPr>
-              <w:t xml:space="preserve">Added and actioned: model CapEx restated from $139.5M to $328.0M (facility $82M–$101M + VR IT $192M–$282M midpoint) — Sections 15/17.</w:t>
+              <w:t xml:space="preserve">Added and actioned: CapEx is now derived per-MW + per-rack (currently $335.1M; facility $82M–$101M + VR IT $192M–$282M) — Sections 15/17.</w:t>
             </w:r>
           </w:p>
         </w:tc>
@@ -12388,7 +12388,7 @@
                 <w:sz w:val="18"/>
                 <w:szCs w:val="18"/>
               </w:rPr>
-              <w:t xml:space="preserve">Added a Phased Expansion module (workbook sheet + Section 14 box): 16 blocks, 132 MW, $5.25B campus CapEx, peak funding -$2.41B.</w:t>
+              <w:t xml:space="preserve">Added a Phased Expansion module (workbook sheet + Section 14 box): 16 blocks, 132 MW, $5.36B campus CapEx, peak funding -$2.52B.</w:t>
             </w:r>
           </w:p>
         </w:tc>
